--- a/documents/ethics/lab component/Semi-Structured Interview.docx
+++ b/documents/ethics/lab component/Semi-Structured Interview.docx
@@ -16,10 +16,7 @@
         </w:numPr>
       </w:pPr>
       <w:r>
-        <w:t>Describe the key things your whole experience entailed</w:t>
-      </w:r>
-      <w:r>
-        <w:t xml:space="preserve"> </w:t>
+        <w:t>Can you describe what, if anything, you noticed during the session?</w:t>
       </w:r>
     </w:p>
     <w:p>
@@ -31,13 +28,15 @@
         </w:numPr>
       </w:pPr>
       <w:r>
-        <w:t xml:space="preserve">Describe what your strongest memory of your experience </w:t>
-      </w:r>
-      <w:r>
-        <w:t>entailed</w:t>
-      </w:r>
-      <w:r>
-        <w:t xml:space="preserve">. </w:t>
+        <w:t>Was there any part of the session that stands out to you?</w:t>
+      </w:r>
+      <w:del w:id="0" w:author="Roisin Sharma" w:date="2026-05-06T18:38:00Z" w16du:dateUtc="2026-05-06T17:38:00Z">
+        <w:r>
+          <w:delText>.</w:delText>
+        </w:r>
+      </w:del>
+      <w:r>
+        <w:t xml:space="preserve"> </w:t>
       </w:r>
     </w:p>
     <w:p>
@@ -58,31 +57,64 @@
         </w:numPr>
       </w:pPr>
       <w:r>
-        <w:t>Was there a particular moment from your experience that stood out at all?</w:t>
+        <w:t>Can you describe that in your own words?</w:t>
       </w:r>
     </w:p>
     <w:p>
       <w:pPr>
-        <w:pStyle w:val="ListParagraph"/>
-        <w:numPr>
-          <w:ilvl w:val="0"/>
-          <w:numId w:val="1"/>
-        </w:numPr>
-      </w:pPr>
-      <w:r>
-        <w:t>Aside from what you saw, did you experience anything in other senses?</w:t>
+        <w:ind w:left="360"/>
+        <w:pPrChange w:id="1" w:author="Roisin Sharma" w:date="2026-05-06T18:37:00Z" w16du:dateUtc="2026-05-06T17:37:00Z">
+          <w:pPr/>
+        </w:pPrChange>
+      </w:pPr>
+      <w:r>
+        <w:t xml:space="preserve">3. </w:t>
+      </w:r>
+      <w:r>
+        <w:t>What was going through your mind during the session, if anything</w:t>
+      </w:r>
+      <w:r>
+        <w:t>?</w:t>
       </w:r>
     </w:p>
     <w:p>
       <w:pPr>
+        <w:ind w:left="360"/>
+        <w:rPr>
+          <w:ins w:id="2" w:author="Roisin Sharma" w:date="2026-05-06T18:37:00Z" w16du:dateUtc="2026-05-06T17:37:00Z"/>
+        </w:rPr>
+      </w:pPr>
+      <w:r>
+        <w:t xml:space="preserve">4. </w:t>
+      </w:r>
+      <w:r>
+        <w:t>Were there any thoughts, feelings, impressions, or associations that came up during the session</w:t>
+      </w:r>
+      <w:ins w:id="3" w:author="Roisin Sharma" w:date="2026-05-06T18:38:00Z" w16du:dateUtc="2026-05-06T17:38:00Z">
+        <w:r>
+          <w:t>?</w:t>
+        </w:r>
+      </w:ins>
+    </w:p>
+    <w:p>
+      <w:pPr>
+        <w:ind w:left="360"/>
+      </w:pPr>
+      <w:commentRangeStart w:id="4"/>
+      <w:r>
+        <w:t xml:space="preserve">5. </w:t>
+      </w:r>
+      <w:r>
+        <w:t>Did you notice anything else during the session, apart from visual experiences?</w:t>
+      </w:r>
+    </w:p>
+    <w:p>
+      <w:pPr>
         <w:pStyle w:val="ListParagraph"/>
         <w:ind w:left="1440"/>
       </w:pPr>
       <w:r>
-        <w:t>Prompt</w:t>
-      </w:r>
-      <w:r>
-        <w:t>:</w:t>
+        <w:t>Prompt:</w:t>
       </w:r>
     </w:p>
     <w:p>
@@ -94,22 +126,19 @@
         </w:numPr>
       </w:pPr>
       <w:r>
-        <w:t xml:space="preserve">Any </w:t>
-      </w:r>
-      <w:r>
-        <w:t xml:space="preserve">noises, smells, </w:t>
-      </w:r>
-      <w:r>
-        <w:t>bodily sensations</w:t>
-      </w:r>
-      <w:r>
-        <w:t>, movement or balance changes</w:t>
+        <w:t>For example, this could include bodily sensations, sounds, movement, balance, emotions, or anything else</w:t>
       </w:r>
       <w:r>
         <w:t>?</w:t>
       </w:r>
-      <w:r>
-        <w:t xml:space="preserve"> </w:t>
+      <w:commentRangeEnd w:id="4"/>
+      <w:r>
+        <w:rPr>
+          <w:rStyle w:val="CommentReference"/>
+          <w:sz w:val="22"/>
+          <w:szCs w:val="22"/>
+        </w:rPr>
+        <w:commentReference w:id="4"/>
       </w:r>
     </w:p>
     <w:p>
@@ -117,24 +146,17 @@
         <w:pStyle w:val="ListParagraph"/>
         <w:numPr>
           <w:ilvl w:val="0"/>
-          <w:numId w:val="1"/>
+          <w:numId w:val="2"/>
         </w:numPr>
       </w:pPr>
       <w:r>
-        <w:t>Did you experience anything that wasn’t quite a sensory perception—like thoughts, impressions, or feelings that seemed connected to the experience?</w:t>
+        <w:t>Is there anything else you’d like to add about the session that we haven’t covered?</w:t>
       </w:r>
     </w:p>
     <w:p>
       <w:pPr>
         <w:pStyle w:val="ListParagraph"/>
-        <w:numPr>
-          <w:ilvl w:val="0"/>
-          <w:numId w:val="1"/>
-        </w:numPr>
-      </w:pPr>
-      <w:r>
-        <w:t>Is there anything else about the experience that we haven’t covered that you think is important?</w:t>
-      </w:r>
+      </w:pPr>
     </w:p>
     <w:sectPr>
       <w:pgSz w:w="11906" w:h="16838"/>
@@ -146,6 +168,57 @@
 </w:document>
 </file>
 
+<file path=word/comments.xml><?xml version="1.0" encoding="utf-8"?>
+<w:comments xmlns:wpc="http://schemas.microsoft.com/office/word/2010/wordprocessingCanvas" xmlns:cx="http://schemas.microsoft.com/office/drawing/2014/chartex" xmlns:cx1="http://schemas.microsoft.com/office/drawing/2015/9/8/chartex" xmlns:cx2="http://schemas.microsoft.com/office/drawing/2015/10/21/chartex" xmlns:cx3="http://schemas.microsoft.com/office/drawing/2016/5/9/chartex" xmlns:cx4="http://schemas.microsoft.com/office/drawing/2016/5/10/chartex" xmlns:cx5="http://schemas.microsoft.com/office/drawing/2016/5/11/chartex" xmlns:cx6="http://schemas.microsoft.com/office/drawing/2016/5/12/chartex" xmlns:cx7="http://schemas.microsoft.com/office/drawing/2016/5/13/chartex" xmlns:cx8="http://schemas.microsoft.com/office/drawing/2016/5/14/chartex" xmlns:mc="http://schemas.openxmlformats.org/markup-compatibility/2006" xmlns:aink="http://schemas.microsoft.com/office/drawing/2016/ink" xmlns:am3d="http://schemas.microsoft.com/office/drawing/2017/model3d" xmlns:o="urn:schemas-microsoft-com:office:office" xmlns:oel="http://schemas.microsoft.com/office/2019/extlst" xmlns:r="http://schemas.openxmlformats.org/officeDocument/2006/relationships" xmlns:m="http://schemas.openxmlformats.org/officeDocument/2006/math" xmlns:v="urn:schemas-microsoft-com:vml" xmlns:wp14="http://schemas.microsoft.com/office/word/2010/wordprocessingDrawing" xmlns:wp="http://schemas.openxmlformats.org/drawingml/2006/wordprocessingDrawing" xmlns:w10="urn:schemas-microsoft-com:office:word" xmlns:w="http://schemas.openxmlformats.org/wordprocessingml/2006/main" xmlns:w14="http://schemas.microsoft.com/office/word/2010/wordml" xmlns:w15="http://schemas.microsoft.com/office/word/2012/wordml" xmlns:w16cex="http://schemas.microsoft.com/office/word/2018/wordml/cex" xmlns:w16cid="http://schemas.microsoft.com/office/word/2016/wordml/cid" xmlns:w16="http://schemas.microsoft.com/office/word/2018/wordml" xmlns:w16du="http://schemas.microsoft.com/office/word/2023/wordml/word16du" xmlns:w16sdtdh="http://schemas.microsoft.com/office/word/2020/wordml/sdtdatahash" xmlns:w16sdtfl="http://schemas.microsoft.com/office/word/2024/wordml/sdtformatlock" xmlns:w16se="http://schemas.microsoft.com/office/word/2015/wordml/symex" xmlns:wpg="http://schemas.microsoft.com/office/word/2010/wordprocessingGroup" xmlns:wpi="http://schemas.microsoft.com/office/word/2010/wordprocessingInk" xmlns:wne="http://schemas.microsoft.com/office/word/2006/wordml" xmlns:wps="http://schemas.microsoft.com/office/word/2010/wordprocessingShape" mc:Ignorable="w14 w15 w16se w16cid w16 w16cex w16sdtdh w16sdtfl w16du wp14">
+  <w:comment w:id="4" w:author="Roisin Sharma" w:date="2026-04-30T11:20:00Z" w:initials="RS">
+    <w:p>
+      <w:pPr>
+        <w:pStyle w:val="CommentText"/>
+      </w:pPr>
+      <w:r>
+        <w:rPr>
+          <w:rStyle w:val="CommentReference"/>
+        </w:rPr>
+        <w:annotationRef/>
+      </w:r>
+      <w:r>
+        <w:t>These may be too leading</w:t>
+      </w:r>
+    </w:p>
+  </w:comment>
+</w:comments>
+</file>
+
+<file path=word/commentsExtended.xml><?xml version="1.0" encoding="utf-8"?>
+<w15:commentsEx xmlns:wpc="http://schemas.microsoft.com/office/word/2010/wordprocessingCanvas" xmlns:cx="http://schemas.microsoft.com/office/drawing/2014/chartex" xmlns:cx1="http://schemas.microsoft.com/office/drawing/2015/9/8/chartex" xmlns:cx2="http://schemas.microsoft.com/office/drawing/2015/10/21/chartex" xmlns:cx3="http://schemas.microsoft.com/office/drawing/2016/5/9/chartex" xmlns:cx4="http://schemas.microsoft.com/office/drawing/2016/5/10/chartex" xmlns:cx5="http://schemas.microsoft.com/office/drawing/2016/5/11/chartex" xmlns:cx6="http://schemas.microsoft.com/office/drawing/2016/5/12/chartex" xmlns:cx7="http://schemas.microsoft.com/office/drawing/2016/5/13/chartex" xmlns:cx8="http://schemas.microsoft.com/office/drawing/2016/5/14/chartex" xmlns:mc="http://schemas.openxmlformats.org/markup-compatibility/2006" xmlns:aink="http://schemas.microsoft.com/office/drawing/2016/ink" xmlns:am3d="http://schemas.microsoft.com/office/drawing/2017/model3d" xmlns:o="urn:schemas-microsoft-com:office:office" xmlns:oel="http://schemas.microsoft.com/office/2019/extlst" xmlns:r="http://schemas.openxmlformats.org/officeDocument/2006/relationships" xmlns:m="http://schemas.openxmlformats.org/officeDocument/2006/math" xmlns:v="urn:schemas-microsoft-com:vml" xmlns:wp14="http://schemas.microsoft.com/office/word/2010/wordprocessingDrawing" xmlns:wp="http://schemas.openxmlformats.org/drawingml/2006/wordprocessingDrawing" xmlns:w10="urn:schemas-microsoft-com:office:word" xmlns:w="http://schemas.openxmlformats.org/wordprocessingml/2006/main" xmlns:w14="http://schemas.microsoft.com/office/word/2010/wordml" xmlns:w15="http://schemas.microsoft.com/office/word/2012/wordml" xmlns:w16cex="http://schemas.microsoft.com/office/word/2018/wordml/cex" xmlns:w16cid="http://schemas.microsoft.com/office/word/2016/wordml/cid" xmlns:w16="http://schemas.microsoft.com/office/word/2018/wordml" xmlns:w16du="http://schemas.microsoft.com/office/word/2023/wordml/word16du" xmlns:w16sdtdh="http://schemas.microsoft.com/office/word/2020/wordml/sdtdatahash" xmlns:w16sdtfl="http://schemas.microsoft.com/office/word/2024/wordml/sdtformatlock" xmlns:w16se="http://schemas.microsoft.com/office/word/2015/wordml/symex" xmlns:wpg="http://schemas.microsoft.com/office/word/2010/wordprocessingGroup" xmlns:wpi="http://schemas.microsoft.com/office/word/2010/wordprocessingInk" xmlns:wne="http://schemas.microsoft.com/office/word/2006/wordml" xmlns:wps="http://schemas.microsoft.com/office/word/2010/wordprocessingShape" mc:Ignorable="w14 w15 w16se w16cid w16 w16cex w16sdtdh w16sdtfl w16du wp14">
+  <w15:commentEx w15:paraId="5D3D1CA4" w15:done="1"/>
+</w15:commentsEx>
+</file>
+
+<file path=word/commentsExtensible.xml><?xml version="1.0" encoding="utf-8"?>
+<w16cex:commentsExtensible xmlns:wpc="http://schemas.microsoft.com/office/word/2010/wordprocessingCanvas" xmlns:cx="http://schemas.microsoft.com/office/drawing/2014/chartex" xmlns:cx1="http://schemas.microsoft.com/office/drawing/2015/9/8/chartex" xmlns:cx2="http://schemas.microsoft.com/office/drawing/2015/10/21/chartex" xmlns:cx3="http://schemas.microsoft.com/office/drawing/2016/5/9/chartex" xmlns:cx4="http://schemas.microsoft.com/office/drawing/2016/5/10/chartex" xmlns:cx5="http://schemas.microsoft.com/office/drawing/2016/5/11/chartex" xmlns:cx6="http://schemas.microsoft.com/office/drawing/2016/5/12/chartex" xmlns:cx7="http://schemas.microsoft.com/office/drawing/2016/5/13/chartex" xmlns:cx8="http://schemas.microsoft.com/office/drawing/2016/5/14/chartex" xmlns:cr="http://schemas.microsoft.com/office/comments/2020/reactions" xmlns:mc="http://schemas.openxmlformats.org/markup-compatibility/2006" xmlns:aink="http://schemas.microsoft.com/office/drawing/2016/ink" xmlns:am3d="http://schemas.microsoft.com/office/drawing/2017/model3d" xmlns:o="urn:schemas-microsoft-com:office:office" xmlns:oel="http://schemas.microsoft.com/office/2019/extlst" xmlns:r="http://schemas.openxmlformats.org/officeDocument/2006/relationships" xmlns:m="http://schemas.openxmlformats.org/officeDocument/2006/math" xmlns:v="urn:schemas-microsoft-com:vml" xmlns:wp14="http://schemas.microsoft.com/office/word/2010/wordprocessingDrawing" xmlns:wp="http://schemas.openxmlformats.org/drawingml/2006/wordprocessingDrawing" xmlns:w10="urn:schemas-microsoft-com:office:word" xmlns:w="http://schemas.openxmlformats.org/wordprocessingml/2006/main" xmlns:w14="http://schemas.microsoft.com/office/word/2010/wordml" xmlns:w15="http://schemas.microsoft.com/office/word/2012/wordml" xmlns:w16cex="http://schemas.microsoft.com/office/word/2018/wordml/cex" xmlns:w16cid="http://schemas.microsoft.com/office/word/2016/wordml/cid" xmlns:w16="http://schemas.microsoft.com/office/word/2018/wordml" xmlns:w16du="http://schemas.microsoft.com/office/word/2023/wordml/word16du" xmlns:w16sdtdh="http://schemas.microsoft.com/office/word/2020/wordml/sdtdatahash" xmlns:w16sdtfl="http://schemas.microsoft.com/office/word/2024/wordml/sdtformatlock" xmlns:w16se="http://schemas.microsoft.com/office/word/2015/wordml/symex" xmlns:wpg="http://schemas.microsoft.com/office/word/2010/wordprocessingGroup" xmlns:wpi="http://schemas.microsoft.com/office/word/2010/wordprocessingInk" xmlns:wne="http://schemas.microsoft.com/office/word/2006/wordml" xmlns:wps="http://schemas.microsoft.com/office/word/2010/wordprocessingShape" mc:Ignorable="w14 w15 w16se w16cid w16 w16cex w16sdtdh w16sdtfl cr w16du wp14">
+  <w16cex:commentExtensible w16cex:durableId="3C01A189" w16cex:dateUtc="2026-04-30T10:20:00Z">
+    <w16cex:extLst>
+      <w16:ext w16:uri="{CE6994B0-6A32-4C9F-8C6B-6E91EDA988CE}">
+        <cr:reactions xmlns:cr="http://schemas.microsoft.com/office/comments/2020/reactions">
+          <cr:reaction reactionType="1">
+            <cr:reactionInfo dateUtc="2026-05-06T17:38:04Z">
+              <cr:user userId="55fb9206d11492b3" userProvider="Windows Live" userName="Roisin Sharma"/>
+            </cr:reactionInfo>
+          </cr:reaction>
+        </cr:reactions>
+      </w16:ext>
+    </w16cex:extLst>
+  </w16cex:commentExtensible>
+</w16cex:commentsExtensible>
+</file>
+
+<file path=word/commentsIds.xml><?xml version="1.0" encoding="utf-8"?>
+<w16cid:commentsIds xmlns:wpc="http://schemas.microsoft.com/office/word/2010/wordprocessingCanvas" xmlns:cx="http://schemas.microsoft.com/office/drawing/2014/chartex" xmlns:cx1="http://schemas.microsoft.com/office/drawing/2015/9/8/chartex" xmlns:cx2="http://schemas.microsoft.com/office/drawing/2015/10/21/chartex" xmlns:cx3="http://schemas.microsoft.com/office/drawing/2016/5/9/chartex" xmlns:cx4="http://schemas.microsoft.com/office/drawing/2016/5/10/chartex" xmlns:cx5="http://schemas.microsoft.com/office/drawing/2016/5/11/chartex" xmlns:cx6="http://schemas.microsoft.com/office/drawing/2016/5/12/chartex" xmlns:cx7="http://schemas.microsoft.com/office/drawing/2016/5/13/chartex" xmlns:cx8="http://schemas.microsoft.com/office/drawing/2016/5/14/chartex" xmlns:mc="http://schemas.openxmlformats.org/markup-compatibility/2006" xmlns:aink="http://schemas.microsoft.com/office/drawing/2016/ink" xmlns:am3d="http://schemas.microsoft.com/office/drawing/2017/model3d" xmlns:o="urn:schemas-microsoft-com:office:office" xmlns:oel="http://schemas.microsoft.com/office/2019/extlst" xmlns:r="http://schemas.openxmlformats.org/officeDocument/2006/relationships" xmlns:m="http://schemas.openxmlformats.org/officeDocument/2006/math" xmlns:v="urn:schemas-microsoft-com:vml" xmlns:wp14="http://schemas.microsoft.com/office/word/2010/wordprocessingDrawing" xmlns:wp="http://schemas.openxmlformats.org/drawingml/2006/wordprocessingDrawing" xmlns:w10="urn:schemas-microsoft-com:office:word" xmlns:w="http://schemas.openxmlformats.org/wordprocessingml/2006/main" xmlns:w14="http://schemas.microsoft.com/office/word/2010/wordml" xmlns:w15="http://schemas.microsoft.com/office/word/2012/wordml" xmlns:w16cex="http://schemas.microsoft.com/office/word/2018/wordml/cex" xmlns:w16cid="http://schemas.microsoft.com/office/word/2016/wordml/cid" xmlns:w16="http://schemas.microsoft.com/office/word/2018/wordml" xmlns:w16du="http://schemas.microsoft.com/office/word/2023/wordml/word16du" xmlns:w16sdtdh="http://schemas.microsoft.com/office/word/2020/wordml/sdtdatahash" xmlns:w16sdtfl="http://schemas.microsoft.com/office/word/2024/wordml/sdtformatlock" xmlns:w16se="http://schemas.microsoft.com/office/word/2015/wordml/symex" xmlns:wpg="http://schemas.microsoft.com/office/word/2010/wordprocessingGroup" xmlns:wpi="http://schemas.microsoft.com/office/word/2010/wordprocessingInk" xmlns:wne="http://schemas.microsoft.com/office/word/2006/wordml" xmlns:wps="http://schemas.microsoft.com/office/word/2010/wordprocessingShape" mc:Ignorable="w14 w15 w16se w16cid w16 w16cex w16sdtdh w16sdtfl w16du wp14">
+  <w16cid:commentId w16cid:paraId="5D3D1CA4" w16cid:durableId="3C01A189"/>
+</w16cid:commentsIds>
+</file>
+
 <file path=word/numbering.xml><?xml version="1.0" encoding="utf-8"?>
 <w:numbering xmlns:wpc="http://schemas.microsoft.com/office/word/2010/wordprocessingCanvas" xmlns:cx="http://schemas.microsoft.com/office/drawing/2014/chartex" xmlns:cx1="http://schemas.microsoft.com/office/drawing/2015/9/8/chartex" xmlns:cx2="http://schemas.microsoft.com/office/drawing/2015/10/21/chartex" xmlns:cx3="http://schemas.microsoft.com/office/drawing/2016/5/9/chartex" xmlns:cx4="http://schemas.microsoft.com/office/drawing/2016/5/10/chartex" xmlns:cx5="http://schemas.microsoft.com/office/drawing/2016/5/11/chartex" xmlns:cx6="http://schemas.microsoft.com/office/drawing/2016/5/12/chartex" xmlns:cx7="http://schemas.microsoft.com/office/drawing/2016/5/13/chartex" xmlns:cx8="http://schemas.microsoft.com/office/drawing/2016/5/14/chartex" xmlns:mc="http://schemas.openxmlformats.org/markup-compatibility/2006" xmlns:aink="http://schemas.microsoft.com/office/drawing/2016/ink" xmlns:am3d="http://schemas.microsoft.com/office/drawing/2017/model3d" xmlns:o="urn:schemas-microsoft-com:office:office" xmlns:oel="http://schemas.microsoft.com/office/2019/extlst" xmlns:r="http://schemas.openxmlformats.org/officeDocument/2006/relationships" xmlns:m="http://schemas.openxmlformats.org/officeDocument/2006/math" xmlns:v="urn:schemas-microsoft-com:vml" xmlns:wp14="http://schemas.microsoft.com/office/word/2010/wordprocessingDrawing" xmlns:wp="http://schemas.openxmlformats.org/drawingml/2006/wordprocessingDrawing" xmlns:w10="urn:schemas-microsoft-com:office:word" xmlns:w="http://schemas.openxmlformats.org/wordprocessingml/2006/main" xmlns:w14="http://schemas.microsoft.com/office/word/2010/wordml" xmlns:w15="http://schemas.microsoft.com/office/word/2012/wordml" xmlns:w16cex="http://schemas.microsoft.com/office/word/2018/wordml/cex" xmlns:w16cid="http://schemas.microsoft.com/office/word/2016/wordml/cid" xmlns:w16="http://schemas.microsoft.com/office/word/2018/wordml" xmlns:w16du="http://schemas.microsoft.com/office/word/2023/wordml/word16du" xmlns:w16sdtdh="http://schemas.microsoft.com/office/word/2020/wordml/sdtdatahash" xmlns:w16sdtfl="http://schemas.microsoft.com/office/word/2024/wordml/sdtformatlock" xmlns:w16se="http://schemas.microsoft.com/office/word/2015/wordml/symex" xmlns:wpg="http://schemas.microsoft.com/office/word/2010/wordprocessingGroup" xmlns:wpi="http://schemas.microsoft.com/office/word/2010/wordprocessingInk" xmlns:wne="http://schemas.microsoft.com/office/word/2006/wordml" xmlns:wps="http://schemas.microsoft.com/office/word/2010/wordprocessingShape" mc:Ignorable="w14 w15 w16se w16cid w16 w16cex w16sdtdh w16sdtfl w16du wp14">
   <w:abstractNum w:abstractNumId="0" w15:restartNumberingAfterBreak="0">
@@ -473,6 +546,14 @@
     <w:abstractNumId w:val="0"/>
   </w:num>
 </w:numbering>
+</file>
+
+<file path=word/people.xml><?xml version="1.0" encoding="utf-8"?>
+<w15:people xmlns:wpc="http://schemas.microsoft.com/office/word/2010/wordprocessingCanvas" xmlns:cx="http://schemas.microsoft.com/office/drawing/2014/chartex" xmlns:cx1="http://schemas.microsoft.com/office/drawing/2015/9/8/chartex" xmlns:cx2="http://schemas.microsoft.com/office/drawing/2015/10/21/chartex" xmlns:cx3="http://schemas.microsoft.com/office/drawing/2016/5/9/chartex" xmlns:cx4="http://schemas.microsoft.com/office/drawing/2016/5/10/chartex" xmlns:cx5="http://schemas.microsoft.com/office/drawing/2016/5/11/chartex" xmlns:cx6="http://schemas.microsoft.com/office/drawing/2016/5/12/chartex" xmlns:cx7="http://schemas.microsoft.com/office/drawing/2016/5/13/chartex" xmlns:cx8="http://schemas.microsoft.com/office/drawing/2016/5/14/chartex" xmlns:mc="http://schemas.openxmlformats.org/markup-compatibility/2006" xmlns:aink="http://schemas.microsoft.com/office/drawing/2016/ink" xmlns:am3d="http://schemas.microsoft.com/office/drawing/2017/model3d" xmlns:o="urn:schemas-microsoft-com:office:office" xmlns:oel="http://schemas.microsoft.com/office/2019/extlst" xmlns:r="http://schemas.openxmlformats.org/officeDocument/2006/relationships" xmlns:m="http://schemas.openxmlformats.org/officeDocument/2006/math" xmlns:v="urn:schemas-microsoft-com:vml" xmlns:wp14="http://schemas.microsoft.com/office/word/2010/wordprocessingDrawing" xmlns:wp="http://schemas.openxmlformats.org/drawingml/2006/wordprocessingDrawing" xmlns:w10="urn:schemas-microsoft-com:office:word" xmlns:w="http://schemas.openxmlformats.org/wordprocessingml/2006/main" xmlns:w14="http://schemas.microsoft.com/office/word/2010/wordml" xmlns:w15="http://schemas.microsoft.com/office/word/2012/wordml" xmlns:w16cex="http://schemas.microsoft.com/office/word/2018/wordml/cex" xmlns:w16cid="http://schemas.microsoft.com/office/word/2016/wordml/cid" xmlns:w16="http://schemas.microsoft.com/office/word/2018/wordml" xmlns:w16du="http://schemas.microsoft.com/office/word/2023/wordml/word16du" xmlns:w16sdtdh="http://schemas.microsoft.com/office/word/2020/wordml/sdtdatahash" xmlns:w16sdtfl="http://schemas.microsoft.com/office/word/2024/wordml/sdtformatlock" xmlns:w16se="http://schemas.microsoft.com/office/word/2015/wordml/symex" xmlns:wpg="http://schemas.microsoft.com/office/word/2010/wordprocessingGroup" xmlns:wpi="http://schemas.microsoft.com/office/word/2010/wordprocessingInk" xmlns:wne="http://schemas.microsoft.com/office/word/2006/wordml" xmlns:wps="http://schemas.microsoft.com/office/word/2010/wordprocessingShape" mc:Ignorable="w14 w15 w16se w16cid w16 w16cex w16sdtdh w16sdtfl w16du wp14">
+  <w15:person w15:author="Roisin Sharma">
+    <w15:presenceInfo w15:providerId="Windows Live" w15:userId="55fb9206d11492b3"/>
+  </w15:person>
+</w15:people>
 </file>
 
 <file path=word/styles.xml><?xml version="1.0" encoding="utf-8"?>
@@ -1078,6 +1159,7 @@
   <w:style w:type="character" w:default="1" w:styleId="DefaultParagraphFont">
     <w:name w:val="Default Paragraph Font"/>
     <w:uiPriority w:val="1"/>
+    <w:semiHidden/>
     <w:unhideWhenUsed/>
   </w:style>
   <w:style w:type="table" w:default="1" w:styleId="TableNormal">
@@ -1390,6 +1472,82 @@
       <w:color w:val="0F4761" w:themeColor="accent1" w:themeShade="BF"/>
       <w:spacing w:val="5"/>
     </w:rPr>
+  </w:style>
+  <w:style w:type="character" w:styleId="CommentReference">
+    <w:name w:val="annotation reference"/>
+    <w:basedOn w:val="DefaultParagraphFont"/>
+    <w:uiPriority w:val="99"/>
+    <w:semiHidden/>
+    <w:unhideWhenUsed/>
+    <w:rsid w:val="00D506D5"/>
+    <w:rPr>
+      <w:sz w:val="16"/>
+      <w:szCs w:val="16"/>
+    </w:rPr>
+  </w:style>
+  <w:style w:type="paragraph" w:styleId="CommentText">
+    <w:name w:val="annotation text"/>
+    <w:basedOn w:val="Normal"/>
+    <w:link w:val="CommentTextChar"/>
+    <w:uiPriority w:val="99"/>
+    <w:unhideWhenUsed/>
+    <w:rsid w:val="00D506D5"/>
+    <w:pPr>
+      <w:spacing w:line="240" w:lineRule="auto"/>
+    </w:pPr>
+    <w:rPr>
+      <w:sz w:val="20"/>
+      <w:szCs w:val="20"/>
+    </w:rPr>
+  </w:style>
+  <w:style w:type="character" w:customStyle="1" w:styleId="CommentTextChar">
+    <w:name w:val="Comment Text Char"/>
+    <w:basedOn w:val="DefaultParagraphFont"/>
+    <w:link w:val="CommentText"/>
+    <w:uiPriority w:val="99"/>
+    <w:rsid w:val="00D506D5"/>
+    <w:rPr>
+      <w:sz w:val="20"/>
+      <w:szCs w:val="20"/>
+    </w:rPr>
+  </w:style>
+  <w:style w:type="paragraph" w:styleId="CommentSubject">
+    <w:name w:val="annotation subject"/>
+    <w:basedOn w:val="CommentText"/>
+    <w:next w:val="CommentText"/>
+    <w:link w:val="CommentSubjectChar"/>
+    <w:uiPriority w:val="99"/>
+    <w:semiHidden/>
+    <w:unhideWhenUsed/>
+    <w:rsid w:val="00D506D5"/>
+    <w:rPr>
+      <w:b/>
+      <w:bCs/>
+    </w:rPr>
+  </w:style>
+  <w:style w:type="character" w:customStyle="1" w:styleId="CommentSubjectChar">
+    <w:name w:val="Comment Subject Char"/>
+    <w:basedOn w:val="CommentTextChar"/>
+    <w:link w:val="CommentSubject"/>
+    <w:uiPriority w:val="99"/>
+    <w:semiHidden/>
+    <w:rsid w:val="00D506D5"/>
+    <w:rPr>
+      <w:b/>
+      <w:bCs/>
+      <w:sz w:val="20"/>
+      <w:szCs w:val="20"/>
+    </w:rPr>
+  </w:style>
+  <w:style w:type="paragraph" w:styleId="Revision">
+    <w:name w:val="Revision"/>
+    <w:hidden/>
+    <w:uiPriority w:val="99"/>
+    <w:semiHidden/>
+    <w:rsid w:val="009D13FF"/>
+    <w:pPr>
+      <w:spacing w:after="0" w:line="240" w:lineRule="auto"/>
+    </w:pPr>
   </w:style>
 </w:styles>
 </file>
